--- a/downloads/teacher/05 Materials/Unit 04/Slides/Slides 04.14 - Build the Model.docx
+++ b/downloads/teacher/05 Materials/Unit 04/Slides/Slides 04.14 - Build the Model.docx
@@ -19,15 +19,6 @@
       <w:r>
         <w:t xml:space="preserve">Slide outline for Lesson 4.14. Day 1 has ten slides, Day 2 has nine, Day 3 has ten. Keep the conversion line on the board all three days: at 1/2 inch equals 1 foot, 1 foot is 0.5 inch, 3 feet is 1.5 inches, 8 feet is 4 inches. At 1 inch equals 1 foot, 3 feet is 3 inches and 8 feet is 8 inches.</w:t>
       </w:r>
-      <w:r>
-        <w:t xml:space="preserve"> </w:t>
-      </w:r>
-      <w:r>
-        <w:rPr>
-          <w:rStyle w:val="TeacherNote"/>
-        </w:rPr>
-        <w:t xml:space="preserve">[Sal: photograph every finished model on Day 3, no names and no faces. They are next year’s hook and the website’s project page.]</w:t>
-      </w:r>
     </w:p>
     <w:p>
       <w:pPr>
@@ -400,15 +391,6 @@
       <w:r>
         <w:t xml:space="preserve">Notes: Craft knives stay at my station.</w:t>
       </w:r>
-      <w:r>
-        <w:t xml:space="preserve"> </w:t>
-      </w:r>
-      <w:r>
-        <w:rPr>
-          <w:rStyle w:val="TeacherNote"/>
-        </w:rPr>
-        <w:t xml:space="preserve">[Sal: your room’s rule on whether a supervised grade 8 student may cut.]</w:t>
-      </w:r>
     </w:p>
     <w:p>
       <w:pPr>
@@ -545,7 +527,7 @@
         <w:pStyle w:val="Compact"/>
       </w:pPr>
       <w:r>
-        <w:t xml:space="preserve">Sleeves up, hair back, same as a lab</w:t>
+        <w:t xml:space="preserve">Hair back, sleeves up, same as a lab</w:t>
       </w:r>
     </w:p>
     <w:p>
@@ -929,7 +911,7 @@
         <w:t xml:space="preserve"> </w:t>
       </w:r>
       <w:r>
-        <w:t xml:space="preserve">Notes: Build all three live, fast. Speed is the message: a model is scrap and twenty minutes, not a craft project.</w:t>
+        <w:t xml:space="preserve">Notes: Build all four live, fast. Speed is the message: a model is scrap and twenty minutes, not a craft project.</w:t>
       </w:r>
     </w:p>
     <w:p>
@@ -1707,7 +1689,7 @@
         <w:pStyle w:val="Compact"/>
       </w:pPr>
       <w:r>
-        <w:t xml:space="preserve">Principles: balance, focal point, rhythm, proportion, emphasis, unity</w:t>
+        <w:t xml:space="preserve">Principles: balance, focal point, rhythm, proportion, unity, contrast</w:t>
       </w:r>
       <w:r>
         <w:t xml:space="preserve"> </w:t>
@@ -1942,15 +1924,6 @@
       </w:pPr>
       <w:r>
         <w:t xml:space="preserve">A 3-D room in a free app the school allows also counts, printed or on a screen</w:t>
-      </w:r>
-      <w:r>
-        <w:t xml:space="preserve"> </w:t>
-      </w:r>
-      <w:r>
-        <w:rPr>
-          <w:rStyle w:val="TeacherNote"/>
-        </w:rPr>
-        <w:t xml:space="preserve">[Sal: name the app]</w:t>
       </w:r>
       <w:r>
         <w:t xml:space="preserve"> </w:t>
